--- a/Coherence/[wiscECE757[14]].docx
+++ b/Coherence/[wiscECE757[14]].docx
@@ -38,109 +38,23 @@
           <w:kern w:val="0"/>
           <w:szCs w:val="22"/>
         </w:rPr>
-        <w:t xml:space="preserve">Let multiple people pour water into a bucket and report how much water is in it. There is no need for everyone to line up, pour once, and report once </w:t>
-      </w:r>
-      <w:r>
-        <w:rPr>
-          <w:rFonts w:ascii="Times New Roman" w:hAnsi="Times New Roman" w:cs="Times New Roman"/>
-          <w:color w:val="7F7F7F" w:themeColor="text1" w:themeTint="80"/>
-          <w:kern w:val="0"/>
-          <w:szCs w:val="22"/>
-        </w:rPr>
-        <w:t>(traditional protocols serialize writes and reads)</w:t>
-      </w:r>
-      <w:r>
-        <w:rPr>
-          <w:rFonts w:ascii="Times New Roman" w:hAnsi="Times New Roman" w:cs="Times New Roman"/>
-          <w:kern w:val="0"/>
-          <w:szCs w:val="22"/>
-        </w:rPr>
-        <w:t>. Instead, multiple people</w:t>
-      </w:r>
-      <w:r>
-        <w:rPr>
-          <w:rFonts w:ascii="Times New Roman" w:hAnsi="Times New Roman" w:cs="Times New Roman"/>
-          <w:color w:val="7F7F7F" w:themeColor="text1" w:themeTint="80"/>
-          <w:kern w:val="0"/>
-          <w:szCs w:val="22"/>
-        </w:rPr>
-        <w:t xml:space="preserve"> (Coup allows multiple caches to update in parallel)</w:t>
-      </w:r>
-      <w:r>
-        <w:rPr>
-          <w:rFonts w:ascii="Times New Roman" w:hAnsi="Times New Roman" w:cs="Times New Roman"/>
-          <w:kern w:val="0"/>
-          <w:szCs w:val="22"/>
-        </w:rPr>
-        <w:t xml:space="preserve"> can pour in any order </w:t>
-      </w:r>
-      <w:r>
-        <w:rPr>
-          <w:rFonts w:ascii="Times New Roman" w:hAnsi="Times New Roman" w:cs="Times New Roman"/>
-          <w:color w:val="7F7F7F" w:themeColor="text1" w:themeTint="80"/>
-          <w:kern w:val="0"/>
-          <w:szCs w:val="22"/>
-        </w:rPr>
-        <w:t>(Coup</w:t>
-      </w:r>
-      <w:r>
-        <w:rPr>
-          <w:rFonts w:ascii="Times New Roman" w:hAnsi="Times New Roman" w:cs="Times New Roman"/>
-          <w:color w:val="7F7F7F" w:themeColor="text1" w:themeTint="80"/>
-          <w:kern w:val="0"/>
-          <w:szCs w:val="22"/>
-        </w:rPr>
-        <w:t xml:space="preserve"> is </w:t>
-      </w:r>
-      <w:r>
-        <w:rPr>
-          <w:rFonts w:ascii="Times New Roman" w:hAnsi="Times New Roman" w:cs="Times New Roman"/>
-          <w:color w:val="7F7F7F" w:themeColor="text1" w:themeTint="80"/>
-          <w:kern w:val="0"/>
-          <w:szCs w:val="22"/>
-        </w:rPr>
-        <w:t>motivated by the fact that many update operations are commutative)</w:t>
-      </w:r>
-      <w:r>
-        <w:rPr>
-          <w:rFonts w:ascii="Times New Roman" w:hAnsi="Times New Roman" w:cs="Times New Roman"/>
-          <w:kern w:val="0"/>
-          <w:szCs w:val="22"/>
-        </w:rPr>
-        <w:t>, and only after everyone has finished pouring</w:t>
-      </w:r>
-      <w:r>
-        <w:rPr>
-          <w:rFonts w:ascii="Times New Roman" w:hAnsi="Times New Roman" w:cs="Times New Roman"/>
-          <w:kern w:val="0"/>
-          <w:szCs w:val="22"/>
-        </w:rPr>
-        <w:t xml:space="preserve">, </w:t>
-      </w:r>
-      <w:r>
-        <w:rPr>
-          <w:rFonts w:ascii="Times New Roman" w:hAnsi="Times New Roman" w:cs="Times New Roman"/>
-          <w:kern w:val="0"/>
-          <w:szCs w:val="22"/>
-        </w:rPr>
-        <w:t xml:space="preserve">we report the total once </w:t>
-      </w:r>
-      <w:r>
-        <w:rPr>
-          <w:rFonts w:ascii="Times New Roman" w:hAnsi="Times New Roman" w:cs="Times New Roman"/>
-          <w:color w:val="7F7F7F" w:themeColor="text1" w:themeTint="80"/>
-          <w:kern w:val="0"/>
-          <w:szCs w:val="22"/>
-        </w:rPr>
-        <w:t>(Coup performs reduction only when a read is actually required)</w:t>
-      </w:r>
-      <w:r>
-        <w:rPr>
-          <w:rFonts w:ascii="Times New Roman" w:hAnsi="Times New Roman" w:cs="Times New Roman"/>
-          <w:kern w:val="0"/>
-          <w:szCs w:val="22"/>
-        </w:rPr>
-        <w:t>.</w:t>
+        <w:t xml:space="preserve">Imagine a large storage locker outside a classroom that would normally need to reserve one full compartment for each of two students. However, if a copy of one student’s belongings is already stored in a small locker inside the classroom, then the large locker does not need to keep both students’ items in full. Instead, it can store only a specially encoded combination of the two. Later, when one student’s belongings are needed, </w:t>
+      </w:r>
+      <w:r>
+        <w:rPr>
+          <w:rFonts w:ascii="Times New Roman" w:hAnsi="Times New Roman" w:cs="Times New Roman"/>
+          <w:kern w:val="0"/>
+          <w:szCs w:val="22"/>
+        </w:rPr>
+        <w:t>we</w:t>
+      </w:r>
+      <w:r>
+        <w:rPr>
+          <w:rFonts w:ascii="Times New Roman" w:hAnsi="Times New Roman" w:cs="Times New Roman"/>
+          <w:kern w:val="0"/>
+          <w:szCs w:val="22"/>
+        </w:rPr>
+        <w:t xml:space="preserve"> can reconstruct them by combining that encoded version with the copy already available in the small locker.</w:t>
       </w:r>
     </w:p>
     <w:p>
@@ -150,7 +64,7 @@
         <w:adjustRightInd w:val="0"/>
         <w:spacing w:after="0" w:line="240" w:lineRule="auto"/>
         <w:rPr>
-          <w:rFonts w:ascii="Times New Roman" w:hAnsi="Times New Roman" w:cs="Times New Roman" w:hint="eastAsia"/>
+          <w:rFonts w:ascii="Times New Roman" w:hAnsi="Times New Roman" w:cs="Times New Roman"/>
           <w:b/>
           <w:bCs/>
           <w:kern w:val="0"/>
@@ -165,7 +79,7 @@
         <w:adjustRightInd w:val="0"/>
         <w:spacing w:after="0" w:line="240" w:lineRule="auto"/>
         <w:rPr>
-          <w:rFonts w:ascii="Times New Roman" w:hAnsi="Times New Roman" w:cs="Times New Roman" w:hint="eastAsia"/>
+          <w:rFonts w:ascii="Times New Roman" w:hAnsi="Times New Roman" w:cs="Times New Roman"/>
           <w:kern w:val="0"/>
           <w:szCs w:val="22"/>
         </w:rPr>
@@ -194,55 +108,47 @@
           <w:kern w:val="0"/>
           <w:szCs w:val="22"/>
         </w:rPr>
-        <w:t>The paper argues that most ISAs would require an additional commutative-update instruction to expose this optimization. However, it does not sufficiently address how compilers would reliably determine when an update is truly commutative and safe to annotate as such</w:t>
-      </w:r>
-      <w:r>
-        <w:rPr>
-          <w:rFonts w:ascii="Times New Roman" w:hAnsi="Times New Roman" w:cs="Times New Roman"/>
-          <w:kern w:val="0"/>
-          <w:szCs w:val="22"/>
-        </w:rPr>
-        <w:t>.</w:t>
-      </w:r>
-      <w:r>
-        <w:rPr>
-          <w:rFonts w:ascii="Times New Roman" w:hAnsi="Times New Roman" w:cs="Times New Roman" w:hint="eastAsia"/>
-          <w:kern w:val="0"/>
-          <w:szCs w:val="22"/>
-        </w:rPr>
-        <w:t xml:space="preserve"> </w:t>
-      </w:r>
-      <w:r>
-        <w:rPr>
-          <w:rFonts w:ascii="Times New Roman" w:hAnsi="Times New Roman" w:cs="Times New Roman"/>
-          <w:kern w:val="0"/>
-          <w:szCs w:val="22"/>
-        </w:rPr>
-        <w:t>For example, u</w:t>
-      </w:r>
-      <w:r>
-        <w:rPr>
-          <w:rFonts w:ascii="Times New Roman" w:hAnsi="Times New Roman" w:cs="Times New Roman"/>
-          <w:kern w:val="0"/>
-          <w:szCs w:val="22"/>
-        </w:rPr>
-        <w:t>pdates that appear locally commutative may participate in larger invariants</w:t>
-      </w:r>
-      <w:r>
-        <w:rPr>
-          <w:rFonts w:ascii="Times New Roman" w:hAnsi="Times New Roman" w:cs="Times New Roman"/>
-          <w:kern w:val="0"/>
-          <w:szCs w:val="22"/>
-        </w:rPr>
-        <w:t xml:space="preserve"> i</w:t>
-      </w:r>
-      <w:r>
-        <w:rPr>
-          <w:rFonts w:ascii="Times New Roman" w:hAnsi="Times New Roman" w:cs="Times New Roman"/>
-          <w:kern w:val="0"/>
-          <w:szCs w:val="22"/>
-        </w:rPr>
-        <w:t>n real-world programs.</w:t>
+        <w:t>(1) I</w:t>
+      </w:r>
+      <w:r>
+        <w:rPr>
+          <w:rFonts w:ascii="Times New Roman" w:hAnsi="Times New Roman" w:cs="Times New Roman"/>
+          <w:kern w:val="0"/>
+          <w:szCs w:val="22"/>
+        </w:rPr>
+        <w:t xml:space="preserve">ts benefit depends heavily on workload characteristics. For example, if many cache lines are in the M state, or if many shared lines are non-unique, the compression ratio can become much lower. </w:t>
+      </w:r>
+      <w:r>
+        <w:rPr>
+          <w:rFonts w:ascii="Times New Roman" w:hAnsi="Times New Roman" w:cs="Times New Roman"/>
+          <w:kern w:val="0"/>
+          <w:szCs w:val="22"/>
+        </w:rPr>
+        <w:t>(2) T</w:t>
+      </w:r>
+      <w:r>
+        <w:rPr>
+          <w:rFonts w:ascii="Times New Roman" w:hAnsi="Times New Roman" w:cs="Times New Roman"/>
+          <w:kern w:val="0"/>
+          <w:szCs w:val="22"/>
+        </w:rPr>
+        <w:t>he design relies on structural constraints that may reduce its generalit</w:t>
+      </w:r>
+      <w:r>
+        <w:rPr>
+          <w:rFonts w:ascii="Times New Roman" w:hAnsi="Times New Roman" w:cs="Times New Roman"/>
+          <w:kern w:val="0"/>
+          <w:szCs w:val="22"/>
+        </w:rPr>
+        <w:t xml:space="preserve">y. For example, </w:t>
+      </w:r>
+      <w:r>
+        <w:rPr>
+          <w:rFonts w:ascii="Times New Roman" w:hAnsi="Times New Roman" w:cs="Times New Roman"/>
+          <w:kern w:val="0"/>
+          <w:szCs w:val="22"/>
+        </w:rPr>
+        <w:t>it requires the minimum sharer invariant, and in the current design each cache line can have only one XOR partner.</w:t>
       </w:r>
     </w:p>
     <w:p>
@@ -286,23 +192,31 @@
           <w:kern w:val="0"/>
           <w:szCs w:val="22"/>
         </w:rPr>
-        <w:t>speculative commutativity in hardware</w:t>
-      </w:r>
-      <w:r>
-        <w:rPr>
-          <w:rFonts w:ascii="Times New Roman" w:hAnsi="Times New Roman" w:cs="Times New Roman"/>
-          <w:kern w:val="0"/>
-          <w:szCs w:val="22"/>
-        </w:rPr>
-        <w:t xml:space="preserve">: </w:t>
-      </w:r>
-      <w:r>
-        <w:rPr>
-          <w:rFonts w:ascii="Times New Roman" w:hAnsi="Times New Roman" w:cs="Times New Roman"/>
-          <w:kern w:val="0"/>
-          <w:szCs w:val="22"/>
-        </w:rPr>
-        <w:t>hardware could speculatively treat certain atomic operations as commutative and roll back if a violation is detected.</w:t>
+        <w:t>To e</w:t>
+      </w:r>
+      <w:r>
+        <w:rPr>
+          <w:rFonts w:ascii="Times New Roman" w:hAnsi="Times New Roman" w:cs="Times New Roman"/>
+          <w:kern w:val="0"/>
+          <w:szCs w:val="22"/>
+        </w:rPr>
+        <w:t xml:space="preserve">xtend XOR Cache to a wider range of system environments. </w:t>
+      </w:r>
+      <w:r>
+        <w:rPr>
+          <w:rFonts w:ascii="Times New Roman" w:hAnsi="Times New Roman" w:cs="Times New Roman"/>
+          <w:kern w:val="0"/>
+          <w:szCs w:val="22"/>
+        </w:rPr>
+        <w:t>For example,</w:t>
+      </w:r>
+      <w:r>
+        <w:rPr>
+          <w:rFonts w:ascii="Times New Roman" w:hAnsi="Times New Roman" w:cs="Times New Roman"/>
+          <w:kern w:val="0"/>
+          <w:szCs w:val="22"/>
+        </w:rPr>
+        <w:t xml:space="preserve"> evaluate whether XOR Cache remains practical and effective in larger-scale and more diverse cache hierarchies, or even in heterogeneous CPU–GPU memory systems.</w:t>
       </w:r>
     </w:p>
     <w:p>
@@ -351,7 +265,25 @@
           <w:kern w:val="0"/>
           <w:szCs w:val="22"/>
         </w:rPr>
-        <w:t>Why does Coup allow multiple caches to hold update-only copies without violating cache coherence?</w:t>
+        <w:t xml:space="preserve">Why must an XORed cache line usually be </w:t>
+      </w:r>
+      <w:proofErr w:type="spellStart"/>
+      <w:r>
+        <w:rPr>
+          <w:rFonts w:ascii="Times New Roman" w:hAnsi="Times New Roman" w:cs="Times New Roman"/>
+          <w:kern w:val="0"/>
+          <w:szCs w:val="22"/>
+        </w:rPr>
+        <w:t>unXORed</w:t>
+      </w:r>
+      <w:proofErr w:type="spellEnd"/>
+      <w:r>
+        <w:rPr>
+          <w:rFonts w:ascii="Times New Roman" w:hAnsi="Times New Roman" w:cs="Times New Roman"/>
+          <w:kern w:val="0"/>
+          <w:szCs w:val="22"/>
+        </w:rPr>
+        <w:t xml:space="preserve"> before it is upgraded to the Modified state?</w:t>
       </w:r>
     </w:p>
     <w:p>
@@ -372,7 +304,15 @@
           <w:kern w:val="0"/>
           <w:szCs w:val="22"/>
         </w:rPr>
-        <w:t>A) The copies are always identical</w:t>
+        <w:t>A. Because after a write, the compressed copy in the LLC may become stale and the data may no longer be recoverable</w:t>
+      </w:r>
+      <w:r>
+        <w:rPr>
+          <w:rFonts w:ascii="Times New Roman" w:hAnsi="Times New Roman" w:cs="Times New Roman"/>
+          <w:kern w:val="0"/>
+          <w:szCs w:val="22"/>
+        </w:rPr>
+        <w:t>.</w:t>
       </w:r>
     </w:p>
     <w:p>
@@ -393,7 +333,15 @@
           <w:kern w:val="0"/>
           <w:szCs w:val="22"/>
         </w:rPr>
-        <w:t>B) The directory serializes all updates</w:t>
+        <w:t>B. Because a directory cannot maintain a sharer list in the Modified state</w:t>
+      </w:r>
+      <w:r>
+        <w:rPr>
+          <w:rFonts w:ascii="Times New Roman" w:hAnsi="Times New Roman" w:cs="Times New Roman"/>
+          <w:kern w:val="0"/>
+          <w:szCs w:val="22"/>
+        </w:rPr>
+        <w:t>.</w:t>
       </w:r>
     </w:p>
     <w:p>
@@ -414,18 +362,8 @@
           <w:kern w:val="0"/>
           <w:szCs w:val="22"/>
         </w:rPr>
-        <w:t xml:space="preserve">C) The execution order of commutative operations does not affect </w:t>
-      </w:r>
-      <w:proofErr w:type="gramStart"/>
-      <w:r>
-        <w:rPr>
-          <w:rFonts w:ascii="Times New Roman" w:hAnsi="Times New Roman" w:cs="Times New Roman"/>
-          <w:kern w:val="0"/>
-          <w:szCs w:val="22"/>
-        </w:rPr>
-        <w:t>the final result</w:t>
-      </w:r>
-      <w:proofErr w:type="gramEnd"/>
+        <w:t>C. Because XOR Cache does not support writes</w:t>
+      </w:r>
       <w:r>
         <w:rPr>
           <w:rFonts w:ascii="Times New Roman" w:hAnsi="Times New Roman" w:cs="Times New Roman"/>
@@ -453,7 +391,15 @@
           <w:kern w:val="0"/>
           <w:szCs w:val="22"/>
         </w:rPr>
-        <w:t>D) Coup relaxes the memory consistency model</w:t>
+        <w:t>D. Because XOR Cache does not support coherence</w:t>
+      </w:r>
+      <w:r>
+        <w:rPr>
+          <w:rFonts w:ascii="Times New Roman" w:hAnsi="Times New Roman" w:cs="Times New Roman"/>
+          <w:kern w:val="0"/>
+          <w:szCs w:val="22"/>
+        </w:rPr>
+        <w:t>.</w:t>
       </w:r>
     </w:p>
     <w:p>
@@ -474,7 +420,7 @@
           <w:kern w:val="0"/>
           <w:szCs w:val="22"/>
         </w:rPr>
-        <w:t>Answer: C</w:t>
+        <w:t>Answer: A</w:t>
       </w:r>
     </w:p>
     <w:sectPr>
